--- a/docs/docx/Test_Internal_Reference.docx
+++ b/docs/docx/Test_Internal_Reference.docx
@@ -1874,7 +1874,7 @@
         </w:trPr>
         <w:tc>
           <w:tcPr>
-            <w:tcW w:type="dxa" w:w="3984"/>
+            <w:tcW w:type="dxa" w:w="4204"/>
             <w:tcBorders>
               <w:bottom w:sz="3.184000015258789" w:val="single" w:color="#000000"/>
             </w:tcBorders>
@@ -1906,7 +1906,7 @@
         </w:tc>
         <w:tc>
           <w:tcPr>
-            <w:tcW w:type="dxa" w:w="5384"/>
+            <w:tcW w:type="dxa" w:w="5164"/>
             <w:tcBorders>
               <w:bottom w:sz="3.184000015258789" w:val="single" w:color="#000000"/>
             </w:tcBorders>
@@ -1921,7 +1921,7 @@
               <w:autoSpaceDE w:val="0"/>
               <w:widowControl/>
               <w:spacing w:line="200" w:lineRule="exact" w:before="0" w:after="0"/>
-              <w:ind w:left="0" w:right="2" w:firstLine="0"/>
+              <w:ind w:left="0" w:right="4" w:firstLine="0"/>
               <w:jc w:val="right"/>
             </w:pPr>
             <w:r>
@@ -1932,27 +1932,7 @@
                 <w:color w:val="000000"/>
                 <w:sz w:val="20"/>
               </w:rPr>
-              <w:t>Test</w:t>
-            </w:r>
-            <w:r>
-              <w:rPr>
-                <w:rFonts w:ascii="LMRoman10" w:hAnsi="LMRoman10" w:eastAsia="LMRoman10"/>
-                <w:b w:val="0"/>
-                <w:i w:val="0"/>
-                <w:color w:val="000000"/>
-                <w:sz w:val="20"/>
-              </w:rPr>
-              <w:t>Internal</w:t>
-            </w:r>
-            <w:r>
-              <w:rPr>
-                <w:rFonts w:ascii="LMRoman10" w:hAnsi="LMRoman10" w:eastAsia="LMRoman10"/>
-                <w:b w:val="0"/>
-                <w:i w:val="0"/>
-                <w:color w:val="000000"/>
-                <w:sz w:val="20"/>
-              </w:rPr>
-              <w:t>Reference</w:t>
+              <w:t>tmp.ocTMI0Grw2</w:t>
             </w:r>
           </w:p>
         </w:tc>
@@ -4438,7 +4418,7 @@
         </w:trPr>
         <w:tc>
           <w:tcPr>
-            <w:tcW w:type="dxa" w:w="4904"/>
+            <w:tcW w:type="dxa" w:w="4684"/>
             <w:tcBorders>
               <w:bottom w:sz="3.184000015258789" w:val="single" w:color="#000000"/>
             </w:tcBorders>
@@ -4453,7 +4433,7 @@
               <w:autoSpaceDE w:val="0"/>
               <w:widowControl/>
               <w:spacing w:line="200" w:lineRule="exact" w:before="0" w:after="0"/>
-              <w:ind w:left="0" w:right="0" w:firstLine="0"/>
+              <w:ind w:left="4" w:right="0" w:firstLine="0"/>
               <w:jc w:val="left"/>
             </w:pPr>
             <w:r>
@@ -4464,33 +4444,13 @@
                 <w:color w:val="000000"/>
                 <w:sz w:val="20"/>
               </w:rPr>
-              <w:t>Test</w:t>
-            </w:r>
-            <w:r>
-              <w:rPr>
-                <w:rFonts w:ascii="LMRoman10" w:hAnsi="LMRoman10" w:eastAsia="LMRoman10"/>
-                <w:b w:val="0"/>
-                <w:i w:val="0"/>
-                <w:color w:val="000000"/>
-                <w:sz w:val="20"/>
-              </w:rPr>
-              <w:t>Internal</w:t>
-            </w:r>
-            <w:r>
-              <w:rPr>
-                <w:rFonts w:ascii="LMRoman10" w:hAnsi="LMRoman10" w:eastAsia="LMRoman10"/>
-                <w:b w:val="0"/>
-                <w:i w:val="0"/>
-                <w:color w:val="000000"/>
-                <w:sz w:val="20"/>
-              </w:rPr>
-              <w:t>Reference</w:t>
+              <w:t>tmp.ocTMI0Grw2</w:t>
             </w:r>
           </w:p>
         </w:tc>
         <w:tc>
           <w:tcPr>
-            <w:tcW w:type="dxa" w:w="4464"/>
+            <w:tcW w:type="dxa" w:w="4684"/>
             <w:tcBorders>
               <w:bottom w:sz="3.184000015258789" w:val="single" w:color="#000000"/>
             </w:tcBorders>
@@ -4505,7 +4465,7 @@
               <w:autoSpaceDE w:val="0"/>
               <w:widowControl/>
               <w:spacing w:line="200" w:lineRule="exact" w:before="0" w:after="0"/>
-              <w:ind w:left="0" w:right="2" w:firstLine="0"/>
+              <w:ind w:left="0" w:right="4" w:firstLine="0"/>
               <w:jc w:val="right"/>
             </w:pPr>
             <w:r>
@@ -4798,7 +4758,7 @@
         </w:trPr>
         <w:tc>
           <w:tcPr>
-            <w:tcW w:type="dxa" w:w="5024"/>
+            <w:tcW w:type="dxa" w:w="4804"/>
             <w:tcBorders>
               <w:bottom w:sz="3.184000015258789" w:val="single" w:color="#000000"/>
             </w:tcBorders>
@@ -4813,7 +4773,7 @@
               <w:autoSpaceDE w:val="0"/>
               <w:widowControl/>
               <w:spacing w:line="200" w:lineRule="exact" w:before="0" w:after="0"/>
-              <w:ind w:left="0" w:right="0" w:firstLine="0"/>
+              <w:ind w:left="4" w:right="0" w:firstLine="0"/>
               <w:jc w:val="left"/>
             </w:pPr>
             <w:r>
@@ -4824,33 +4784,13 @@
                 <w:color w:val="000000"/>
                 <w:sz w:val="20"/>
               </w:rPr>
-              <w:t>Test</w:t>
-            </w:r>
-            <w:r>
-              <w:rPr>
-                <w:rFonts w:ascii="LMRoman10" w:hAnsi="LMRoman10" w:eastAsia="LMRoman10"/>
-                <w:b w:val="0"/>
-                <w:i w:val="0"/>
-                <w:color w:val="000000"/>
-                <w:sz w:val="20"/>
-              </w:rPr>
-              <w:t>Internal</w:t>
-            </w:r>
-            <w:r>
-              <w:rPr>
-                <w:rFonts w:ascii="LMRoman10" w:hAnsi="LMRoman10" w:eastAsia="LMRoman10"/>
-                <w:b w:val="0"/>
-                <w:i w:val="0"/>
-                <w:color w:val="000000"/>
-                <w:sz w:val="20"/>
-              </w:rPr>
-              <w:t>Reference</w:t>
+              <w:t>tmp.ocTMI0Grw2</w:t>
             </w:r>
           </w:p>
         </w:tc>
         <w:tc>
           <w:tcPr>
-            <w:tcW w:type="dxa" w:w="4344"/>
+            <w:tcW w:type="dxa" w:w="4564"/>
             <w:tcBorders>
               <w:bottom w:sz="3.184000015258789" w:val="single" w:color="#000000"/>
             </w:tcBorders>
@@ -4865,7 +4805,7 @@
               <w:autoSpaceDE w:val="0"/>
               <w:widowControl/>
               <w:spacing w:line="200" w:lineRule="exact" w:before="0" w:after="0"/>
-              <w:ind w:left="0" w:right="2" w:firstLine="0"/>
+              <w:ind w:left="0" w:right="4" w:firstLine="0"/>
               <w:jc w:val="right"/>
             </w:pPr>
             <w:r>

--- a/docs/docx/Test_Internal_Reference.docx
+++ b/docs/docx/Test_Internal_Reference.docx
@@ -1874,7 +1874,7 @@
         </w:trPr>
         <w:tc>
           <w:tcPr>
-            <w:tcW w:type="dxa" w:w="4204"/>
+            <w:tcW w:type="dxa" w:w="3984"/>
             <w:tcBorders>
               <w:bottom w:sz="3.184000015258789" w:val="single" w:color="#000000"/>
             </w:tcBorders>
@@ -1906,7 +1906,7 @@
         </w:tc>
         <w:tc>
           <w:tcPr>
-            <w:tcW w:type="dxa" w:w="5164"/>
+            <w:tcW w:type="dxa" w:w="5384"/>
             <w:tcBorders>
               <w:bottom w:sz="3.184000015258789" w:val="single" w:color="#000000"/>
             </w:tcBorders>
@@ -1921,7 +1921,7 @@
               <w:autoSpaceDE w:val="0"/>
               <w:widowControl/>
               <w:spacing w:line="200" w:lineRule="exact" w:before="0" w:after="0"/>
-              <w:ind w:left="0" w:right="4" w:firstLine="0"/>
+              <w:ind w:left="0" w:right="2" w:firstLine="0"/>
               <w:jc w:val="right"/>
             </w:pPr>
             <w:r>
@@ -1932,7 +1932,27 @@
                 <w:color w:val="000000"/>
                 <w:sz w:val="20"/>
               </w:rPr>
-              <w:t>tmp.ocTMI0Grw2</w:t>
+              <w:t>Test</w:t>
+            </w:r>
+            <w:r>
+              <w:rPr>
+                <w:rFonts w:ascii="LMRoman10" w:hAnsi="LMRoman10" w:eastAsia="LMRoman10"/>
+                <w:b w:val="0"/>
+                <w:i w:val="0"/>
+                <w:color w:val="000000"/>
+                <w:sz w:val="20"/>
+              </w:rPr>
+              <w:t>Internal</w:t>
+            </w:r>
+            <w:r>
+              <w:rPr>
+                <w:rFonts w:ascii="LMRoman10" w:hAnsi="LMRoman10" w:eastAsia="LMRoman10"/>
+                <w:b w:val="0"/>
+                <w:i w:val="0"/>
+                <w:color w:val="000000"/>
+                <w:sz w:val="20"/>
+              </w:rPr>
+              <w:t>Reference</w:t>
             </w:r>
           </w:p>
         </w:tc>
@@ -4418,7 +4438,7 @@
         </w:trPr>
         <w:tc>
           <w:tcPr>
-            <w:tcW w:type="dxa" w:w="4684"/>
+            <w:tcW w:type="dxa" w:w="4904"/>
             <w:tcBorders>
               <w:bottom w:sz="3.184000015258789" w:val="single" w:color="#000000"/>
             </w:tcBorders>
@@ -4433,7 +4453,7 @@
               <w:autoSpaceDE w:val="0"/>
               <w:widowControl/>
               <w:spacing w:line="200" w:lineRule="exact" w:before="0" w:after="0"/>
-              <w:ind w:left="4" w:right="0" w:firstLine="0"/>
+              <w:ind w:left="0" w:right="0" w:firstLine="0"/>
               <w:jc w:val="left"/>
             </w:pPr>
             <w:r>
@@ -4444,13 +4464,33 @@
                 <w:color w:val="000000"/>
                 <w:sz w:val="20"/>
               </w:rPr>
-              <w:t>tmp.ocTMI0Grw2</w:t>
+              <w:t>Test</w:t>
+            </w:r>
+            <w:r>
+              <w:rPr>
+                <w:rFonts w:ascii="LMRoman10" w:hAnsi="LMRoman10" w:eastAsia="LMRoman10"/>
+                <w:b w:val="0"/>
+                <w:i w:val="0"/>
+                <w:color w:val="000000"/>
+                <w:sz w:val="20"/>
+              </w:rPr>
+              <w:t>Internal</w:t>
+            </w:r>
+            <w:r>
+              <w:rPr>
+                <w:rFonts w:ascii="LMRoman10" w:hAnsi="LMRoman10" w:eastAsia="LMRoman10"/>
+                <w:b w:val="0"/>
+                <w:i w:val="0"/>
+                <w:color w:val="000000"/>
+                <w:sz w:val="20"/>
+              </w:rPr>
+              <w:t>Reference</w:t>
             </w:r>
           </w:p>
         </w:tc>
         <w:tc>
           <w:tcPr>
-            <w:tcW w:type="dxa" w:w="4684"/>
+            <w:tcW w:type="dxa" w:w="4464"/>
             <w:tcBorders>
               <w:bottom w:sz="3.184000015258789" w:val="single" w:color="#000000"/>
             </w:tcBorders>
@@ -4465,7 +4505,7 @@
               <w:autoSpaceDE w:val="0"/>
               <w:widowControl/>
               <w:spacing w:line="200" w:lineRule="exact" w:before="0" w:after="0"/>
-              <w:ind w:left="0" w:right="4" w:firstLine="0"/>
+              <w:ind w:left="0" w:right="2" w:firstLine="0"/>
               <w:jc w:val="right"/>
             </w:pPr>
             <w:r>
@@ -4758,7 +4798,7 @@
         </w:trPr>
         <w:tc>
           <w:tcPr>
-            <w:tcW w:type="dxa" w:w="4804"/>
+            <w:tcW w:type="dxa" w:w="5024"/>
             <w:tcBorders>
               <w:bottom w:sz="3.184000015258789" w:val="single" w:color="#000000"/>
             </w:tcBorders>
@@ -4773,7 +4813,7 @@
               <w:autoSpaceDE w:val="0"/>
               <w:widowControl/>
               <w:spacing w:line="200" w:lineRule="exact" w:before="0" w:after="0"/>
-              <w:ind w:left="4" w:right="0" w:firstLine="0"/>
+              <w:ind w:left="0" w:right="0" w:firstLine="0"/>
               <w:jc w:val="left"/>
             </w:pPr>
             <w:r>
@@ -4784,13 +4824,33 @@
                 <w:color w:val="000000"/>
                 <w:sz w:val="20"/>
               </w:rPr>
-              <w:t>tmp.ocTMI0Grw2</w:t>
+              <w:t>Test</w:t>
+            </w:r>
+            <w:r>
+              <w:rPr>
+                <w:rFonts w:ascii="LMRoman10" w:hAnsi="LMRoman10" w:eastAsia="LMRoman10"/>
+                <w:b w:val="0"/>
+                <w:i w:val="0"/>
+                <w:color w:val="000000"/>
+                <w:sz w:val="20"/>
+              </w:rPr>
+              <w:t>Internal</w:t>
+            </w:r>
+            <w:r>
+              <w:rPr>
+                <w:rFonts w:ascii="LMRoman10" w:hAnsi="LMRoman10" w:eastAsia="LMRoman10"/>
+                <w:b w:val="0"/>
+                <w:i w:val="0"/>
+                <w:color w:val="000000"/>
+                <w:sz w:val="20"/>
+              </w:rPr>
+              <w:t>Reference</w:t>
             </w:r>
           </w:p>
         </w:tc>
         <w:tc>
           <w:tcPr>
-            <w:tcW w:type="dxa" w:w="4564"/>
+            <w:tcW w:type="dxa" w:w="4344"/>
             <w:tcBorders>
               <w:bottom w:sz="3.184000015258789" w:val="single" w:color="#000000"/>
             </w:tcBorders>
@@ -4805,7 +4865,7 @@
               <w:autoSpaceDE w:val="0"/>
               <w:widowControl/>
               <w:spacing w:line="200" w:lineRule="exact" w:before="0" w:after="0"/>
-              <w:ind w:left="0" w:right="4" w:firstLine="0"/>
+              <w:ind w:left="0" w:right="2" w:firstLine="0"/>
               <w:jc w:val="right"/>
             </w:pPr>
             <w:r>
